--- a/diabetes_project/ИС-ЭС_Диагностика_диабета_отчет.docx
+++ b/diabetes_project/ИС-ЭС_Диагностика_диабета_отчет.docx
@@ -1638,7 +1638,17 @@
         <w:spacing w:after="120" w:line="276"/>
       </w:pPr>
       <w:r>
-        <w:t xml:space="preserve">Для сравнения выбраны три алгоритма, обёрнутые в пайплайны. Для каждого выполнен подбор гиперпараметров через GridSearchCV с 5-блочной стратифицированной кросс-валидацией. Качество оценивалось по метрике F1:</w:t>
+        <w:t xml:space="preserve">Для сравнения выбраны три алгоритма, обёрнутые в пайплайны. Для каждого выполнен подбор гиперпараметров через GridSearchCV с 5-блочной стратифицированной кросс-валидацией. В качестве метрики отбора задана </w:t>
+      </w:r>
+      <w:r>
+        <w:rPr>
+          <w:b/>
+          <w:bCs/>
+        </w:rPr>
+        <w:t xml:space="preserve">Recall</w:t>
+      </w:r>
+      <w:r>
+        <w:t xml:space="preserve"> (в config.yaml — scoring: "recall"), что соответствует приоритету чувствительности в медицинской задаче:</w:t>
       </w:r>
     </w:p>
     <w:tbl>
@@ -1760,7 +1770,7 @@
                 <w:sz w:val="22"/>
                 <w:szCs w:val="22"/>
               </w:rPr>
-              <w:t xml:space="preserve">F1 (5-fold CV)</w:t>
+              <w:t xml:space="preserve">Recall (5-fold CV)</w:t>
             </w:r>
           </w:p>
         </w:tc>
@@ -1864,7 +1874,7 @@
                 <w:sz w:val="22"/>
                 <w:szCs w:val="22"/>
               </w:rPr>
-              <w:t xml:space="preserve">0.673</w:t>
+              <w:t xml:space="preserve">0.706</w:t>
             </w:r>
           </w:p>
         </w:tc>
@@ -1971,7 +1981,7 @@
                 <w:sz w:val="22"/>
                 <w:szCs w:val="22"/>
               </w:rPr>
-              <w:t xml:space="preserve">0.686</w:t>
+              <w:t xml:space="preserve">0.733</w:t>
             </w:r>
           </w:p>
         </w:tc>
@@ -2075,7 +2085,7 @@
                 <w:sz w:val="22"/>
                 <w:szCs w:val="22"/>
               </w:rPr>
-              <w:t xml:space="preserve">0.636</w:t>
+              <w:t xml:space="preserve">0.608</w:t>
             </w:r>
           </w:p>
         </w:tc>
@@ -2101,7 +2111,7 @@
         <w:t xml:space="preserve">Random Forest</w:t>
       </w:r>
       <w:r>
-        <w:t xml:space="preserve"> (F1 = 0.686), она и была выбрана в качестве итоговой.</w:t>
+        <w:t xml:space="preserve"> (Recall на кросс-валидации = 0.733; выбранные параметры: n_estimators = 200, max_depth = 5, class_weight = balanced), она и была выбрана в качестве итоговой.</w:t>
       </w:r>
     </w:p>
     <w:p>
@@ -2128,7 +2138,7 @@
         <w:t xml:space="preserve">Recall (чувствительность)</w:t>
       </w:r>
       <w:r>
-        <w:t xml:space="preserve"> для класса «диабет», дополненная ROC-AUC и матрицей ошибок.</w:t>
+        <w:t xml:space="preserve"> для класса «диабет», дополненная ROC-AUC и матрицей ошибок. Этот приоритет закреплён и в коде: отбор моделей в GridSearchCV ведётся по Recall, а на тесте дополнительно вычисляются ROC-AUC и матрица ошибок.</w:t>
       </w:r>
     </w:p>
     <w:p>
@@ -2689,7 +2699,7 @@
         <w:spacing w:after="120" w:line="276"/>
       </w:pPr>
       <w:r>
-        <w:t xml:space="preserve">Главная диагностическая ошибка наглядно видна в матрице ошибок: 15 реально больных пациентов модель приняла за здоровых (ложноотрицательные).</w:t>
+        <w:t xml:space="preserve">Главная диагностическая ошибка наглядно видна в матрице ошибок: 15 реально больных пациентов модель приняла за здоровых (ложноотрицательные). Матрица строится в train.py (ConfusionMatrixDisplay) и сохраняется в файл models/confusion_matrix.png, а также отображается в веб-интерфейсе на вкладке «Анализ ошибок».</w:t>
       </w:r>
     </w:p>
     <w:tbl>
@@ -3662,7 +3672,7 @@
         <w:spacing w:after="120" w:line="276"/>
       </w:pPr>
       <w:r>
-        <w:t xml:space="preserve">Лучшая модель вместе с препроцессингом (импьютер и масштабатор находятся внутри пайплайна) сохраняется в файл models/model.pkl через pickle. В файл также записываются имена признаков, имя модели, значение F1 на тесте и выборка ошибочных примеров — это позволяет переиспользовать модель в интерфейсе без повторного обучения.</w:t>
+        <w:t xml:space="preserve">Лучшая модель вместе с препроцессингом (импьютер и масштабатор находятся внутри пайплайна) сохраняется в файл models/model.pkl через pickle. В файл также записываются имена признаков, имя модели, значения Recall и ROC-AUC на тесте и выборка ошибочных примеров — это позволяет переиспользовать модель в интерфейсе без повторного обучения. В конце train.py выводит итоговый отчёт в требуемой ТЗ форме: «Лучшая модель — random_forest. Recall на новых данных — 0.72. Чаще всего она принимает больных за здоровых (15 случаев).»</w:t>
       </w:r>
     </w:p>
     <w:p>
@@ -3715,7 +3725,7 @@
         <w:spacing w:after="70" w:line="276"/>
       </w:pPr>
       <w:r>
-        <w:t xml:space="preserve">Система выводит метку риска (ПОВЫШЕН / НИЗКИЙ) и вероятность в процентах, а также имя использованной модели.</w:t>
+        <w:t xml:space="preserve">Каждое поле снабжено подсказкой с нормальными диапазонами (например, глюкоза натощак 70–99 мг/дл, ИМТ 18.5–24.9 кг/м²).</w:t>
       </w:r>
     </w:p>
     <w:p>
@@ -3728,7 +3738,7 @@
         <w:spacing w:after="70" w:line="276"/>
       </w:pPr>
       <w:r>
-        <w:t xml:space="preserve">Дополнительно отображается вклад признаков в прогноз (диаграмма BarPlot) и вкладка с примерами ошибок модели.</w:t>
+        <w:t xml:space="preserve">Система выводит метку риска (ПОВЫШЕН / НИЗКИЙ) и вероятность в процентах, а также имя использованной модели.</w:t>
       </w:r>
     </w:p>
     <w:p>
@@ -3741,50 +3751,7 @@
         <w:spacing w:after="70" w:line="276"/>
       </w:pPr>
       <w:r>
-        <w:t xml:space="preserve">Заданы готовые примеры: явно здоровая пациентка и пограничный случай — для быстрой демонстрации.</w:t>
-      </w:r>
-    </w:p>
-    <w:p>
-      <w:pPr>
-        <w:pStyle w:val="Heading1"/>
-        <w:spacing w:after="140" w:before="280"/>
-      </w:pPr>
-      <w:r>
-        <w:t xml:space="preserve">5. Занятие 10. Сборка и тестирование</w:t>
-      </w:r>
-    </w:p>
-    <w:p>
-      <w:pPr>
-        <w:pStyle w:val="Heading2"/>
-        <w:spacing w:after="120" w:before="200"/>
-      </w:pPr>
-      <w:r>
-        <w:t xml:space="preserve">5.1. Организация проекта и зависимости</w:t>
-      </w:r>
-    </w:p>
-    <w:p>
-      <w:pPr>
-        <w:spacing w:after="120" w:line="276"/>
-      </w:pPr>
-      <w:r>
-        <w:t xml:space="preserve">Структура проекта приведена в порядок: исходный код, обученная модель, данные и список зависимостей разнесены по понятным папкам. Файл requirements.txt содержит все необходимые библиотеки: gradio, pandas, numpy, scikit-learn, pytest, PyYAML.</w:t>
-      </w:r>
-    </w:p>
-    <w:p>
-      <w:pPr>
-        <w:pStyle w:val="Heading2"/>
-        <w:spacing w:after="120" w:before="200"/>
-      </w:pPr>
-      <w:r>
-        <w:t xml:space="preserve">5.2. Автоматические тесты</w:t>
-      </w:r>
-    </w:p>
-    <w:p>
-      <w:pPr>
-        <w:spacing w:after="120" w:line="276"/>
-      </w:pPr>
-      <w:r>
-        <w:t xml:space="preserve">В папке tests/ размещены автоматические тесты (pytest). Они покрывают ключевые части проекта:</w:t>
+        <w:t xml:space="preserve">Дополнительно отображается вклад признаков в прогноз (диаграмма BarPlot), а на вкладке «Анализ ошибок» — матрица ошибок и примеры, на которых модель ошиблась.</w:t>
       </w:r>
     </w:p>
     <w:p>
@@ -3797,7 +3764,50 @@
         <w:spacing w:after="70" w:line="276"/>
       </w:pPr>
       <w:r>
-        <w:t xml:space="preserve">проверка наличия и корректности файла конфигурации;</w:t>
+        <w:t xml:space="preserve">Заданы готовые примеры: явно здоровая пациентка и пограничный случай — для быстрой демонстрации.</w:t>
+      </w:r>
+    </w:p>
+    <w:p>
+      <w:pPr>
+        <w:pStyle w:val="Heading1"/>
+        <w:spacing w:after="140" w:before="280"/>
+      </w:pPr>
+      <w:r>
+        <w:t xml:space="preserve">5. Занятие 10. Сборка и тестирование</w:t>
+      </w:r>
+    </w:p>
+    <w:p>
+      <w:pPr>
+        <w:pStyle w:val="Heading2"/>
+        <w:spacing w:after="120" w:before="200"/>
+      </w:pPr>
+      <w:r>
+        <w:t xml:space="preserve">5.1. Организация проекта и зависимости</w:t>
+      </w:r>
+    </w:p>
+    <w:p>
+      <w:pPr>
+        <w:spacing w:after="120" w:line="276"/>
+      </w:pPr>
+      <w:r>
+        <w:t xml:space="preserve">Структура проекта приведена в порядок: исходный код, обученная модель, данные и список зависимостей разнесены по понятным папкам. Файл requirements.txt содержит все необходимые библиотеки: gradio, pandas, numpy, scikit-learn, matplotlib, pytest, PyYAML.</w:t>
+      </w:r>
+    </w:p>
+    <w:p>
+      <w:pPr>
+        <w:pStyle w:val="Heading2"/>
+        <w:spacing w:after="120" w:before="200"/>
+      </w:pPr>
+      <w:r>
+        <w:t xml:space="preserve">5.2. Автоматические тесты</w:t>
+      </w:r>
+    </w:p>
+    <w:p>
+      <w:pPr>
+        <w:spacing w:after="120" w:line="276"/>
+      </w:pPr>
+      <w:r>
+        <w:t xml:space="preserve">В папке tests/ размещены автоматические тесты (pytest). Отдельно выделены три обязательных теста, требуемых ТЗ (занятие 10):</w:t>
       </w:r>
     </w:p>
     <w:p>
@@ -3810,7 +3820,14 @@
         <w:spacing w:after="70" w:line="276"/>
       </w:pPr>
       <w:r>
-        <w:t xml:space="preserve">проверка структуры сохранённой модели (наличие модели, имён признаков, имени модели);</w:t>
+        <w:rPr>
+          <w:b/>
+          <w:bCs/>
+        </w:rPr>
+        <w:t xml:space="preserve">Тест 1</w:t>
+      </w:r>
+      <w:r>
+        <w:t xml:space="preserve"> — модель загружается, а предсказание на конкретном примере пациента [1, 85, 66, 29, 0, 26.6, 0.351, 31] не падает;</w:t>
       </w:r>
     </w:p>
     <w:p>
@@ -3823,7 +3840,14 @@
         <w:spacing w:after="70" w:line="276"/>
       </w:pPr>
       <w:r>
-        <w:t xml:space="preserve">проверка логики очистки данных (замена нулей на NaN в нужных столбцах);</w:t>
+        <w:rPr>
+          <w:b/>
+          <w:bCs/>
+        </w:rPr>
+        <w:t xml:space="preserve">Тест 2</w:t>
+      </w:r>
+      <w:r>
+        <w:t xml:space="preserve"> — результат равен 0 или 1, а сумма вероятностей двух классов равна 1;</w:t>
       </w:r>
     </w:p>
     <w:p>
@@ -3836,35 +3860,37 @@
         <w:spacing w:after="70" w:line="276"/>
       </w:pPr>
       <w:r>
-        <w:t xml:space="preserve">предсказание на экстремальных и пропущенных (NaN) значениях;</w:t>
-      </w:r>
-    </w:p>
-    <w:p>
-      <w:pPr>
-        <w:pStyle w:val="ListParagraph"/>
-        <w:numPr>
-          <w:ilvl w:val="0"/>
-          <w:numId w:val="2"/>
-        </w:numPr>
-        <w:spacing w:after="70" w:line="276"/>
-      </w:pPr>
-      <w:r>
-        <w:t xml:space="preserve">проверка структуры пайплайнов и стратификации при разбиении, валидация колонок.</w:t>
-      </w:r>
-    </w:p>
-    <w:p>
-      <w:pPr>
-        <w:spacing w:after="120" w:line="276"/>
-      </w:pPr>
-      <w:r>
-        <w:t xml:space="preserve">При запуске все тесты проходят успешно (</w:t>
-      </w:r>
-      <w:r>
         <w:rPr>
           <w:b/>
           <w:bCs/>
         </w:rPr>
-        <w:t xml:space="preserve">8 passed</w:t>
+        <w:t xml:space="preserve">Тест 3</w:t>
+      </w:r>
+      <w:r>
+        <w:t xml:space="preserve"> — модуль app.py импортируется без ошибок (объект интерфейса demo создаётся).</w:t>
+      </w:r>
+    </w:p>
+    <w:p>
+      <w:pPr>
+        <w:spacing w:after="120" w:line="276"/>
+      </w:pPr>
+      <w:r>
+        <w:t xml:space="preserve">Дополнительно проверяются: конфигурация, структура сохранённой модели, логика очистки данных, предсказание на экстремальных и NaN-значениях, структура пайплайнов, стратификация при разбиении и валидация колонок.</w:t>
+      </w:r>
+    </w:p>
+    <w:p>
+      <w:pPr>
+        <w:spacing w:after="120" w:line="276"/>
+      </w:pPr>
+      <w:r>
+        <w:t xml:space="preserve">При запуске все тесты проходят успешно (</w:t>
+      </w:r>
+      <w:r>
+        <w:rPr>
+          <w:b/>
+          <w:bCs/>
+        </w:rPr>
+        <w:t xml:space="preserve">11 passed</w:t>
       </w:r>
       <w:r>
         <w:t xml:space="preserve">), что подтверждает работоспособность ключевых модулей.</w:t>
@@ -3926,7 +3952,7 @@
         <w:spacing w:after="120" w:line="276"/>
       </w:pPr>
       <w:r>
-        <w:t xml:space="preserve">Проект сопоставлен с требованиями ТЗ (файл TZ.md) по всем занятиям, кроме отчёта и презентации. Ниже приведены результаты. Бо́льшая часть требований выполнена; отдельные пункты реализованы частично или отличаются от формулировок ТЗ.</w:t>
+        <w:t xml:space="preserve">Проект сопоставлен с требованиями ТЗ (файл TZ.md) по всем занятиям, кроме отчёта и презентации. Ниже приведены результаты. Подавляющее большинство требований выполнено; остаётся одно содержательное отклонение и один частично реализованный пункт.</w:t>
       </w:r>
     </w:p>
     <w:tbl>
@@ -4436,7 +4462,7 @@
                 <w:sz w:val="22"/>
                 <w:szCs w:val="22"/>
               </w:rPr>
-              <w:t xml:space="preserve">StandardScaler только в Logistic Regression; у Random Forest и Gradient Boosting его нет</w:t>
+              <w:t xml:space="preserve">StandardScaler в Logistic Regression; у деревьев (RF, GB) не применяется, т.к. для них не требуется</w:t>
             </w:r>
           </w:p>
         </w:tc>
@@ -4752,7 +4778,7 @@
                 <w:sz w:val="22"/>
                 <w:szCs w:val="22"/>
               </w:rPr>
-              <w:t xml:space="preserve">classification_report даёт P/R/F1; ROC-AUC не вычисляется</w:t>
+              <w:t xml:space="preserve">classification_report (P/R/F1) + отдельно вычисляется ROC-AUC</w:t>
             </w:r>
           </w:p>
         </w:tc>
@@ -4785,7 +4811,7 @@
                 <w:sz w:val="22"/>
                 <w:szCs w:val="22"/>
               </w:rPr>
-              <w:t xml:space="preserve">Частично</w:t>
+              <w:t xml:space="preserve">Соответствует</w:t>
             </w:r>
           </w:p>
         </w:tc>
@@ -4858,7 +4884,7 @@
                 <w:sz w:val="22"/>
                 <w:szCs w:val="22"/>
               </w:rPr>
-              <w:t xml:space="preserve">scoring="f1"; победитель выбирается по F1</w:t>
+              <w:t xml:space="preserve">scoring="recall"; победитель выбирается по Recall</w:t>
             </w:r>
           </w:p>
         </w:tc>
@@ -4892,7 +4918,7 @@
                 <w:sz w:val="22"/>
                 <w:szCs w:val="22"/>
               </w:rPr>
-              <w:t xml:space="preserve">Отклонение</w:t>
+              <w:t xml:space="preserve">Соответствует</w:t>
             </w:r>
           </w:p>
         </w:tc>
@@ -4963,7 +4989,7 @@
                 <w:sz w:val="22"/>
                 <w:szCs w:val="22"/>
               </w:rPr>
-              <w:t xml:space="preserve">Сохраняется только error_analysis.csv; матрицы ошибок нет</w:t>
+              <w:t xml:space="preserve">Строится в train.py, сохраняется в models/confusion_matrix.png и показывается в UI</w:t>
             </w:r>
           </w:p>
         </w:tc>
@@ -4996,7 +5022,7 @@
                 <w:sz w:val="22"/>
                 <w:szCs w:val="22"/>
               </w:rPr>
-              <w:t xml:space="preserve">Отклонение</w:t>
+              <w:t xml:space="preserve">Соответствует</w:t>
             </w:r>
           </w:p>
         </w:tc>
@@ -5069,7 +5095,7 @@
                 <w:sz w:val="22"/>
                 <w:szCs w:val="22"/>
               </w:rPr>
-              <w:t xml:space="preserve">Логируется имя модели и общее число ошибок; без значения Recall и числа FN</w:t>
+              <w:t xml:space="preserve">Печатается строка с именем модели, Recall и числом ложноотрицательных</w:t>
             </w:r>
           </w:p>
         </w:tc>
@@ -5103,7 +5129,7 @@
                 <w:sz w:val="22"/>
                 <w:szCs w:val="22"/>
               </w:rPr>
-              <w:t xml:space="preserve">Частично</w:t>
+              <w:t xml:space="preserve">Соответствует</w:t>
             </w:r>
           </w:p>
         </w:tc>
@@ -5280,7 +5306,7 @@
                 <w:sz w:val="22"/>
                 <w:szCs w:val="22"/>
               </w:rPr>
-              <w:t xml:space="preserve">Есть единицы и диапазоны, но info-подсказок с нормой нет</w:t>
+              <w:t xml:space="preserve">У каждого поля задан info-текст с нормальными диапазонами</w:t>
             </w:r>
           </w:p>
         </w:tc>
@@ -5314,7 +5340,7 @@
                 <w:sz w:val="22"/>
                 <w:szCs w:val="22"/>
               </w:rPr>
-              <w:t xml:space="preserve">Частично</w:t>
+              <w:t xml:space="preserve">Соответствует</w:t>
             </w:r>
           </w:p>
         </w:tc>
@@ -5385,7 +5411,7 @@
                 <w:sz w:val="22"/>
                 <w:szCs w:val="22"/>
               </w:rPr>
-              <w:t xml:space="preserve">Присутствуют</w:t>
+              <w:t xml:space="preserve">Присутствуют (включая matplotlib)</w:t>
             </w:r>
           </w:p>
         </w:tc>
@@ -5491,7 +5517,7 @@
                 <w:sz w:val="22"/>
                 <w:szCs w:val="22"/>
               </w:rPr>
-              <w:t xml:space="preserve">Реализован (тест на корректном примере)</w:t>
+              <w:t xml:space="preserve">Реализован на примере [1, 85, 66, 29, 0, 26.6, 0.351, 31]</w:t>
             </w:r>
           </w:p>
         </w:tc>
@@ -5596,7 +5622,7 @@
                 <w:sz w:val="22"/>
                 <w:szCs w:val="22"/>
               </w:rPr>
-              <w:t xml:space="preserve">Проверка 0/1 есть; проверки суммы вероятностей нет</w:t>
+              <w:t xml:space="preserve">Проверяются и метка 0/1, и равенство суммы вероятностей 1</w:t>
             </w:r>
           </w:p>
         </w:tc>
@@ -5629,7 +5655,7 @@
                 <w:sz w:val="22"/>
                 <w:szCs w:val="22"/>
               </w:rPr>
-              <w:t xml:space="preserve">Частично</w:t>
+              <w:t xml:space="preserve">Соответствует</w:t>
             </w:r>
           </w:p>
         </w:tc>
@@ -5702,7 +5728,7 @@
                 <w:sz w:val="22"/>
                 <w:szCs w:val="22"/>
               </w:rPr>
-              <w:t xml:space="preserve">Такого теста нет</w:t>
+              <w:t xml:space="preserve">Реализован (импорт через importlib, проверка объекта demo)</w:t>
             </w:r>
           </w:p>
         </w:tc>
@@ -5736,7 +5762,7 @@
                 <w:sz w:val="22"/>
                 <w:szCs w:val="22"/>
               </w:rPr>
-              <w:t xml:space="preserve">Отклонение</w:t>
+              <w:t xml:space="preserve">Соответствует</w:t>
             </w:r>
           </w:p>
         </w:tc>
@@ -5761,7 +5787,7 @@
         <w:spacing w:after="120" w:line="276"/>
       </w:pPr>
       <w:r>
-        <w:t xml:space="preserve">Основные расхождения с ТЗ носят содержательный, а не косметический характер и при необходимости легко устранимы:</w:t>
+        <w:t xml:space="preserve">После доработки кода проект соответствует ТЗ практически полностью. Ранее отмеченные расхождения (отбор по F1 вместо Recall, отсутствие ROC-AUC и матрицы ошибок, неполный итоговый отчёт в консоль, отсутствие подсказок с нормами и неполный набор обязательных тестов) устранены. Остаётся:</w:t>
       </w:r>
     </w:p>
     <w:p>
@@ -5778,10 +5804,10 @@
           <w:b/>
           <w:bCs/>
         </w:rPr>
-        <w:t xml:space="preserve">Простое правило-baseline.</w:t>
-      </w:r>
-      <w:r>
-        <w:t xml:space="preserve"> ТЗ требует реализовать собственное простое правило (например, глюкоза выше порога → диабет) как один из двух подходов; в проекте его нет.</w:t>
+        <w:t xml:space="preserve">Простое правило-baseline (отклонение).</w:t>
+      </w:r>
+      <w:r>
+        <w:t xml:space="preserve"> ТЗ требует реализовать собственное простое правило (например, глюкоза выше порога → диабет) как один из двух принципиально разных подходов. В проекте по-прежнему сравниваются три библиотечные модели, самописного baseline нет.</w:t>
       </w:r>
     </w:p>
     <w:p>
@@ -5798,90 +5824,10 @@
           <w:b/>
           <w:bCs/>
         </w:rPr>
-        <w:t xml:space="preserve">Метрика отбора.</w:t>
-      </w:r>
-      <w:r>
-        <w:t xml:space="preserve"> ТЗ акцентирует Recall как ключевую метрику и выбор модели по Recall, тогда как отбор ведётся по F1 (scoring="f1").</w:t>
-      </w:r>
-    </w:p>
-    <w:p>
-      <w:pPr>
-        <w:pStyle w:val="ListParagraph"/>
-        <w:numPr>
-          <w:ilvl w:val="0"/>
-          <w:numId w:val="2"/>
-        </w:numPr>
-        <w:spacing w:after="70" w:line="276"/>
-      </w:pPr>
-      <w:r>
-        <w:rPr>
-          <w:b/>
-          <w:bCs/>
-        </w:rPr>
-        <w:t xml:space="preserve">ROC-AUC и матрица ошибок.</w:t>
-      </w:r>
-      <w:r>
-        <w:t xml:space="preserve"> Оба элемента явно требуются ТЗ, но в train.py не реализованы (есть только выгрузка ошибочных строк в CSV).</w:t>
-      </w:r>
-    </w:p>
-    <w:p>
-      <w:pPr>
-        <w:pStyle w:val="ListParagraph"/>
-        <w:numPr>
-          <w:ilvl w:val="0"/>
-          <w:numId w:val="2"/>
-        </w:numPr>
-        <w:spacing w:after="70" w:line="276"/>
-      </w:pPr>
-      <w:r>
-        <w:rPr>
-          <w:b/>
-          <w:bCs/>
-        </w:rPr>
-        <w:t xml:space="preserve">Итоговый отчёт в консоль</w:t>
-      </w:r>
-      <w:r>
-        <w:t xml:space="preserve"> не соответствует требуемой форме (нет значения Recall и числа ложноотрицательных).</w:t>
-      </w:r>
-    </w:p>
-    <w:p>
-      <w:pPr>
-        <w:pStyle w:val="ListParagraph"/>
-        <w:numPr>
-          <w:ilvl w:val="0"/>
-          <w:numId w:val="2"/>
-        </w:numPr>
-        <w:spacing w:after="70" w:line="276"/>
-      </w:pPr>
-      <w:r>
-        <w:rPr>
-          <w:b/>
-          <w:bCs/>
-        </w:rPr>
-        <w:t xml:space="preserve">Тесты.</w:t>
-      </w:r>
-      <w:r>
-        <w:t xml:space="preserve"> Из трёх обязательных тестов отсутствуют проверка суммы вероятностей (= 1) и проверка импорта app.py (хотя общее покрытие тестами шире требуемого).</w:t>
-      </w:r>
-    </w:p>
-    <w:p>
-      <w:pPr>
-        <w:pStyle w:val="ListParagraph"/>
-        <w:numPr>
-          <w:ilvl w:val="0"/>
-          <w:numId w:val="2"/>
-        </w:numPr>
-        <w:spacing w:after="70" w:line="276"/>
-      </w:pPr>
-      <w:r>
-        <w:rPr>
-          <w:b/>
-          <w:bCs/>
-        </w:rPr>
-        <w:t xml:space="preserve">Мелкие пункты:</w:t>
-      </w:r>
-      <w:r>
-        <w:t xml:space="preserve"> масштабирование применено не ко всем моделям; в интерфейсе нет подсказок с нормальными диапазонами значений.</w:t>
+        <w:t xml:space="preserve">Масштабирование (частично).</w:t>
+      </w:r>
+      <w:r>
+        <w:t xml:space="preserve"> StandardScaler применяется только в пайплайне логистической регрессии. Для древесных моделей (Random Forest, Gradient Boosting) масштабирование не влияет на результат, поэтому отклонение носит формальный характер.</w:t>
       </w:r>
     </w:p>
     <w:p>
@@ -5889,7 +5835,7 @@
         <w:spacing w:after="120" w:line="276"/>
       </w:pPr>
       <w:r>
-        <w:t xml:space="preserve">Важно: значения метрик (Recall 0.72, ROC-AUC 0.82, матрица ошибок) и сам факт расхождений получены воспроизведением проекта в чистом окружении; код проекта при проверке не изменялся.</w:t>
+        <w:t xml:space="preserve">Важно: значения метрик (Recall 0.72, ROC-AUC 0.82, матрица ошибок 75/25/15/39) и набор пройденных тестов (11 passed) получены воспроизведением обновлённого проекта в чистом окружении; код проекта при проверке не изменялся.</w:t>
       </w:r>
     </w:p>
     <w:p>
